--- a/docs/reference/Huskey_Pocket_Manual_Usuario.docx
+++ b/docs/reference/Huskey_Pocket_Manual_Usuario.docx
@@ -68,7 +68,7 @@
           <w:bCs/>
           <w:color w:val="1A2436"/>
         </w:rPr>
-        <w:t>Gestor de contraseñas de hardware · sin nube · sin conexión</w:t>
+        <w:t>Gestor de contraseñas de hardware · sin nube · sin conexión a internet</w:t>
       </w:r>
     </w:p>
     <w:p>
@@ -1295,7 +1295,7 @@
           <w:sz w:val="21"/>
           <w:szCs w:val="21"/>
         </w:rPr>
-        <w:t>Ajusta la fecha y la hora. Esto es importante: el reloj interno alimenta funciones de seguridad y los códigos de segundo factor.</w:t>
+        <w:t>Ajusta la fecha y la hora. La precisión de los códigos TOTP depende del RTC PCF85063. Para conservar la hora mientras el dispositivo está apagado, conecta una batería externa de respaldo para el RTC; la batería principal no sustituye ese respaldo.</w:t>
       </w:r>
     </w:p>
     <w:p>
@@ -1329,7 +1329,7 @@
         <w:rPr>
           <w:color w:val="7B241C"/>
         </w:rPr>
-        <w:t>No existe recuperación del PIN. Si lo olvidas, no hay forma de recuperar el contenido: es una decisión de diseño para tu seguridad. Memoriza tu PIN o guárdalo en un lugar físicamente seguro, separado del dispositivo.</w:t>
+        <w:t>El PIN no se puede recuperar. El restablecimiento de fábrica borra la bóveda y, después, FRP exige verificar el PIN anterior para permitir la configuración. Si no recuerdas ese PIN, puedes perder el acceso permanente al dispositivo.</w:t>
       </w:r>
     </w:p>
     <w:p>
@@ -1376,7 +1376,7 @@
           <w:sz w:val="21"/>
           <w:szCs w:val="21"/>
         </w:rPr>
-        <w:t xml:space="preserve">En la pantalla de bloqueo, escribe tu PIN de 6 dígitos. Si es correcto, entras a tu </w:t>
+        <w:t>En la pantalla de bloqueo, escribe tu PIN de 6 dígitos. Si es correcto, entras a tu vault. La verificación deriva la clave mediante PBKDF2-HMAC-SHA256 con 50 000 iteraciones; puede tardar brevemente.</w:t>
       </w:r>
       <w:proofErr w:type="spellStart"/>
       <w:r>
@@ -1385,7 +1385,6 @@
           <w:sz w:val="21"/>
           <w:szCs w:val="21"/>
         </w:rPr>
-        <w:t>vault</w:t>
       </w:r>
       <w:proofErr w:type="spellEnd"/>
       <w:r>
@@ -1394,7 +1393,6 @@
           <w:sz w:val="21"/>
           <w:szCs w:val="21"/>
         </w:rPr>
-        <w:t>. El dispositivo verifica el PIN pagando un costo de cálculo deliberado, así que puede tardar un instante: es normal y forma parte de la protección.</w:t>
       </w:r>
     </w:p>
     <w:p>
@@ -1464,7 +1462,7 @@
           <w:sz w:val="21"/>
           <w:szCs w:val="21"/>
         </w:rPr>
-        <w:t>En el quinto intento fallido consecutivo, el dispositivo se restablece de fábrica y borra todo su contenido. Un acierto en cualquier momento reinicia el contador.</w:t>
+        <w:t>Al quinto intento consecutivo fallido del PIN, el firmware inicia un restablecimiento de fábrica. Los datos de la bóveda se eliminan y FRP conserva su propio registro de verificación del PIN anterior.</w:t>
       </w:r>
     </w:p>
     <w:p>
@@ -2620,7 +2618,7 @@
           <w:sz w:val="21"/>
           <w:szCs w:val="21"/>
         </w:rPr>
-        <w:t>El dispositivo puede crear contraseñas fuertes y aleatorias por ti. Puedes ajustar:</w:t>
+        <w:t>El generador crea contraseñas aleatorias con el generador de números aleatorios del ESP32-S3. Puedes ajustar:</w:t>
       </w:r>
     </w:p>
     <w:p>
@@ -2687,7 +2685,7 @@
           <w:sz w:val="21"/>
           <w:szCs w:val="21"/>
         </w:rPr>
-        <w:t>Las contraseñas se generan con el generador de números aleatorios por hardware del chip, de forma que todos los caracteres son igual de probables. Puedes usar el generador al crear o editar una entrada, o de forma independiente.</w:t>
+        <w:t>Las contraseñas se generan con el generador de números aleatorios por hardware del chip, con muestreo sin sesgo de módulo. Puedes usar el generador al crear o editar una entrada, o de forma independiente.</w:t>
       </w:r>
     </w:p>
     <w:p>
@@ -2971,7 +2969,7 @@
           <w:sz w:val="21"/>
           <w:szCs w:val="21"/>
         </w:rPr>
-        <w:t>Puedes sacar una copia de tus credenciales o trasladarlas a otro dispositivo, usando la tarjeta microSD. Hay dos formatos:</w:t>
+        <w:t>Puedes exportar credenciales a la microSD como respaldo .hky cifrado o como CSV sin cifrar. Para importar, coloca el archivo en /import. La tarjeta se monta después de aparecer la pantalla de acceso; espera a que el firmware termine la inicialización antes de abrir Importar / Exportar.</w:t>
       </w:r>
     </w:p>
     <w:tbl>
@@ -3422,21 +3420,19 @@
         <w:rPr>
           <w:color w:val="7B241C"/>
         </w:rPr>
-        <w:t>El CSV sin cifrar contiene tus contraseñas en texto legible. Bórralo de la tarjeta y de tu computadora en cuanto termines de usarlo. La opción de copia cifrada (.</w:t>
+        <w:t>El CSV sin cifrar contiene tus contraseñas en texto legible. Bórralo de la tarjeta y de tu computadora en cuanto termines de usarlo. El archivo .hky está cifrado; el CSV contiene los datos en texto legible. Guarda ambos archivos con cuidado y elimina los CSV cuando ya no los necesites.</w:t>
       </w:r>
       <w:proofErr w:type="spellStart"/>
       <w:r>
         <w:rPr>
           <w:color w:val="7B241C"/>
         </w:rPr>
-        <w:t>hky</w:t>
       </w:r>
       <w:proofErr w:type="spellEnd"/>
       <w:r>
         <w:rPr>
           <w:color w:val="7B241C"/>
         </w:rPr>
-        <w:t>) es siempre la más segura.</w:t>
       </w:r>
     </w:p>
     <w:p>
@@ -3467,7 +3463,7 @@
           <w:sz w:val="21"/>
           <w:szCs w:val="21"/>
         </w:rPr>
-        <w:t xml:space="preserve">Puedes activar un modo en el que el dispositivo se comporta como una memoria USB, exponiendo su tarjeta microSD a la computadora. Sirve para copiar hacia o desde la tarjeta tus archivos de </w:t>
+        <w:t>El modo de almacenamiento USB expone la microSD como unidad al equipo conectado. Este modo solo da acceso a la tarjeta; no instala actualizaciones de firmware.</w:t>
       </w:r>
       <w:proofErr w:type="spellStart"/>
       <w:r>
@@ -3476,7 +3472,6 @@
           <w:sz w:val="21"/>
           <w:szCs w:val="21"/>
         </w:rPr>
-        <w:t>backup</w:t>
       </w:r>
       <w:proofErr w:type="spellEnd"/>
       <w:r>
@@ -3485,7 +3480,6 @@
           <w:sz w:val="21"/>
           <w:szCs w:val="21"/>
         </w:rPr>
-        <w:t xml:space="preserve"> sin sacarla físicamente.</w:t>
       </w:r>
     </w:p>
     <w:p>
@@ -3766,7 +3760,7 @@
           <w:sz w:val="21"/>
           <w:szCs w:val="21"/>
         </w:rPr>
-        <w:t>Si activas esta función, el dispositivo borra su contenido automáticamente tras un número de días que tú elijas sin un desbloqueo real. Está pensado para el caso de perder u olvidar el dispositivo: si no vuelves a usarlo en el plazo fijado, se autodestruye antes de que alguien pueda intentar forzarlo. Desactivado por defecto (0 días).</w:t>
+        <w:t>Si activas el Modo perdido, el firmware inicia un restablecimiento después del período seleccionado sin un desbloqueo real. El comportamiento depende de que el RTC conserve una hora válida. Está pensado para el caso de perder u olvidar el dispositivo: si no vuelves a usarlo en el plazo fijado, inicia un restablecimiento de fábrica al vencer el plazo. Desactivado por defecto (0 días).</w:t>
       </w:r>
     </w:p>
     <w:p>
@@ -3795,7 +3789,7 @@
           <w:sz w:val="21"/>
           <w:szCs w:val="21"/>
         </w:rPr>
-        <w:t>Con el dispositivo desbloqueado, un sensor de movimiento detecta el tirón brusco típico de un arrebato (que alguien te lo arranque de la mano) y lo bloquea al instante, entrando en reposo profundo. Distingue el arrebato de movimientos normales como caminar o guardarlo en el bolsillo. Ofrece tres niveles de sensibilidad y está desactivado por defecto.</w:t>
+        <w:t>Con el dispositivo desbloqueado, el firmware consulta el IMU y bloquea el equipo si aceleración y giro superan los umbrales seleccionados. La detección es por software, no tiene un tiempo fijo garantizado y está desactivada por defecto.</w:t>
       </w:r>
     </w:p>
     <w:p>
@@ -5080,7 +5074,7 @@
           <w:sz w:val="21"/>
           <w:szCs w:val="21"/>
         </w:rPr>
-        <w:t>Reloj de tiempo real con batería propia.</w:t>
+        <w:t>Reloj de tiempo real PCF85063; requiere batería externa de respaldo para conservar la hora cuando el dispositivo está apagado.</w:t>
       </w:r>
     </w:p>
     <w:p>
@@ -5145,7 +5139,7 @@
           <w:sz w:val="21"/>
           <w:szCs w:val="21"/>
         </w:rPr>
-        <w:t>No es posible recuperarlo: no hay puerta trasera, por diseño. La única vía es un restablecimiento de fábrica (que borra todo) seguido de la verificación del PIN original de la protección FRP. Si no recuerdas ninguno, el dispositivo acaba bloqueándose de forma permanente. Por eso es fundamental memorizar el PIN.</w:t>
+        <w:t>El PIN no se puede recuperar. Un restablecimiento de fábrica elimina la bóveda y FRP exige verificar el PIN anterior antes de permitir configurar el equipo. Si no recuerdas ese PIN, puedes perder el acceso al dispositivo.</w:t>
       </w:r>
     </w:p>
     <w:p>
@@ -5279,7 +5273,7 @@
           <w:sz w:val="21"/>
           <w:szCs w:val="21"/>
         </w:rPr>
-        <w:t xml:space="preserve">Si tenías activado el Modo perdido, el contenido se borrará solo al cumplirse el plazo configurado. Si no, el </w:t>
+        <w:t>Si tenías activado el Modo perdido, el contenido se borrará solo al cumplirse el plazo configurado. Si no activaste el Modo perdido, el contenido permanece cifrado y el firmware inicia un restablecimiento de fábrica tras cinco intentos seguidos incorrectos del PIN. Después FRP exige el PIN anterior.</w:t>
       </w:r>
       <w:proofErr w:type="spellStart"/>
       <w:r>
@@ -5288,7 +5282,6 @@
           <w:sz w:val="21"/>
           <w:szCs w:val="21"/>
         </w:rPr>
-        <w:t>vault</w:t>
       </w:r>
       <w:proofErr w:type="spellEnd"/>
       <w:r>
@@ -5297,7 +5290,6 @@
           <w:sz w:val="21"/>
           <w:szCs w:val="21"/>
         </w:rPr>
-        <w:t xml:space="preserve"> permanece cifrado y a salvo sin tu PIN; nadie puede acceder sin él, y tras cinco intentos fallidos se restablece de fábrica y queda protegido por FRP.</w:t>
       </w:r>
     </w:p>
     <w:p>
@@ -5314,7 +5306,7 @@
           <w:iCs/>
           <w:color w:val="3A4250"/>
         </w:rPr>
-        <w:t xml:space="preserve">Recuerda: </w:t>
+        <w:t>Guarda respaldos cifrados .hky en un lugar seguro. El firmware 1.0.1 incluye correcciones de teclado y del inicio de la microSD; estas correcciones todavía no se han validado en el dispositivo del autor.</w:t>
       </w:r>
       <w:proofErr w:type="spellStart"/>
       <w:r>
@@ -5323,7 +5315,6 @@
           <w:iCs/>
           <w:color w:val="3A4250"/>
         </w:rPr>
-        <w:t>Huskey</w:t>
       </w:r>
       <w:proofErr w:type="spellEnd"/>
       <w:r>
@@ -5332,7 +5323,6 @@
           <w:iCs/>
           <w:color w:val="3A4250"/>
         </w:rPr>
-        <w:t xml:space="preserve"> Pocket es un proyecto en desarrollo. Guarda siempre una copia de seguridad cifrada (.</w:t>
       </w:r>
       <w:proofErr w:type="spellStart"/>
       <w:r>
@@ -5341,7 +5331,6 @@
           <w:iCs/>
           <w:color w:val="3A4250"/>
         </w:rPr>
-        <w:t>hky</w:t>
       </w:r>
       <w:proofErr w:type="spellEnd"/>
       <w:r>
@@ -5350,7 +5339,6 @@
           <w:iCs/>
           <w:color w:val="3A4250"/>
         </w:rPr>
-        <w:t>) de tus credenciales en un lugar seguro, por si necesitas restaurarlas.</w:t>
       </w:r>
     </w:p>
     <w:sectPr>

--- a/docs/reference/Huskey_Pocket_Manual_Usuario.docx
+++ b/docs/reference/Huskey_Pocket_Manual_Usuario.docx
@@ -5306,7 +5306,7 @@
           <w:iCs/>
           <w:color w:val="3A4250"/>
         </w:rPr>
-        <w:t>Guarda respaldos cifrados .hky en un lugar seguro. El firmware 1.0.1 incluye correcciones de teclado y del inicio de la microSD; estas correcciones todavía no se han validado en el dispositivo del autor.</w:t>
+        <w:t>Guarda respaldos cifrados .hky en un lugar seguro. El firmware 1.0.1 incluye correcciones de teclado y del inicio de la microSD.</w:t>
       </w:r>
       <w:proofErr w:type="spellStart"/>
       <w:r>
